--- a/05_Schleifen/Übungen/01_while_do-while/Fibonaccizahlen/Fibonacci.docx
+++ b/05_Schleifen/Übungen/01_while_do-while/Fibonaccizahlen/Fibonacci.docx
@@ -65,10 +65,20 @@
     </w:p>
     <w:p>
       <w:r>
-        <w:t xml:space="preserve">Der Benutzer gibt einen Ganzzahl-Wert ein. Anschließend berechnet das Programm die Fibonacci Reihe in einer Schleife so lange, bis der </w:t>
+        <w:t xml:space="preserve">Der Benutzer gibt einen Ganzzahl-Wert ein. Anschließend berechnet das Programm die Fibonacci Reihe in einer Schleife so lange, bis </w:t>
       </w:r>
       <w:r>
         <w:t>die Fibonacci Zahl größer als der eingegebene Wert ist.</w:t>
+      </w:r>
+      <w:r>
+        <w:br/>
+        <w:t xml:space="preserve">Die berechnete </w:t>
+      </w:r>
+      <w:r>
+        <w:t>Fibonacci Zahl</w:t>
+      </w:r>
+      <w:r>
+        <w:t xml:space="preserve"> wird dann ausgegeben.</w:t>
       </w:r>
     </w:p>
     <w:p>

--- a/05_Schleifen/Übungen/01_while_do-while/Fibonaccizahlen/Fibonacci.docx
+++ b/05_Schleifen/Übungen/01_while_do-while/Fibonaccizahlen/Fibonacci.docx
@@ -43,8 +43,13 @@
       </w:r>
     </w:p>
     <w:p>
-      <w:r>
-        <w:t>f(1) = 1</w:t>
+      <w:proofErr w:type="gramStart"/>
+      <w:r>
+        <w:t>f(</w:t>
+      </w:r>
+      <w:proofErr w:type="gramEnd"/>
+      <w:r>
+        <w:t>1) = 1</w:t>
       </w:r>
       <w:r>
         <w:br/>
@@ -72,13 +77,7 @@
       </w:r>
       <w:r>
         <w:br/>
-        <w:t xml:space="preserve">Die berechnete </w:t>
-      </w:r>
-      <w:r>
-        <w:t>Fibonacci Zahl</w:t>
-      </w:r>
-      <w:r>
-        <w:t xml:space="preserve"> wird dann ausgegeben.</w:t>
+        <w:t>Die berechnete Fibonacci Zahl wird dann ausgegeben.</w:t>
       </w:r>
     </w:p>
     <w:p>
@@ -93,115 +92,48 @@
           <w:rFonts w:ascii="Courier New" w:hAnsi="Courier New" w:cs="Courier New"/>
           <w:sz w:val="16"/>
           <w:szCs w:val="16"/>
-        </w:rPr>
-      </w:pPr>
-      <w:proofErr w:type="spellStart"/>
-      <w:r>
-        <w:rPr>
-          <w:rFonts w:ascii="Courier New" w:hAnsi="Courier New" w:cs="Courier New"/>
-          <w:sz w:val="16"/>
-          <w:szCs w:val="16"/>
-        </w:rPr>
-        <w:t>Please</w:t>
-      </w:r>
-      <w:proofErr w:type="spellEnd"/>
-      <w:r>
-        <w:rPr>
-          <w:rFonts w:ascii="Courier New" w:hAnsi="Courier New" w:cs="Courier New"/>
-          <w:sz w:val="16"/>
-          <w:szCs w:val="16"/>
-        </w:rPr>
-        <w:t xml:space="preserve"> </w:t>
-      </w:r>
-      <w:proofErr w:type="spellStart"/>
-      <w:r>
-        <w:rPr>
-          <w:rFonts w:ascii="Courier New" w:hAnsi="Courier New" w:cs="Courier New"/>
-          <w:sz w:val="16"/>
-          <w:szCs w:val="16"/>
-        </w:rPr>
-        <w:t>enter</w:t>
-      </w:r>
-      <w:proofErr w:type="spellEnd"/>
-      <w:r>
-        <w:rPr>
-          <w:rFonts w:ascii="Courier New" w:hAnsi="Courier New" w:cs="Courier New"/>
-          <w:sz w:val="16"/>
-          <w:szCs w:val="16"/>
-        </w:rPr>
-        <w:t xml:space="preserve"> </w:t>
-      </w:r>
-      <w:proofErr w:type="spellStart"/>
-      <w:r>
-        <w:rPr>
-          <w:rFonts w:ascii="Courier New" w:hAnsi="Courier New" w:cs="Courier New"/>
-          <w:sz w:val="16"/>
-          <w:szCs w:val="16"/>
-        </w:rPr>
-        <w:t>start</w:t>
-      </w:r>
-      <w:proofErr w:type="spellEnd"/>
-      <w:r>
-        <w:rPr>
-          <w:rFonts w:ascii="Courier New" w:hAnsi="Courier New" w:cs="Courier New"/>
-          <w:sz w:val="16"/>
-          <w:szCs w:val="16"/>
-        </w:rPr>
-        <w:t xml:space="preserve"> </w:t>
-      </w:r>
-      <w:proofErr w:type="spellStart"/>
-      <w:r>
-        <w:rPr>
-          <w:rFonts w:ascii="Courier New" w:hAnsi="Courier New" w:cs="Courier New"/>
-          <w:sz w:val="16"/>
-          <w:szCs w:val="16"/>
-        </w:rPr>
-        <w:t>value</w:t>
-      </w:r>
-      <w:proofErr w:type="spellEnd"/>
-      <w:r>
-        <w:rPr>
-          <w:rFonts w:ascii="Courier New" w:hAnsi="Courier New" w:cs="Courier New"/>
-          <w:sz w:val="16"/>
-          <w:szCs w:val="16"/>
-        </w:rPr>
-        <w:t xml:space="preserve"> [1..], 0 </w:t>
-      </w:r>
-      <w:proofErr w:type="spellStart"/>
-      <w:r>
-        <w:rPr>
-          <w:rFonts w:ascii="Courier New" w:hAnsi="Courier New" w:cs="Courier New"/>
-          <w:sz w:val="16"/>
-          <w:szCs w:val="16"/>
-        </w:rPr>
-        <w:t>for</w:t>
-      </w:r>
-      <w:proofErr w:type="spellEnd"/>
-      <w:r>
-        <w:rPr>
-          <w:rFonts w:ascii="Courier New" w:hAnsi="Courier New" w:cs="Courier New"/>
-          <w:sz w:val="16"/>
-          <w:szCs w:val="16"/>
-        </w:rPr>
-        <w:t xml:space="preserve"> </w:t>
-      </w:r>
-      <w:proofErr w:type="spellStart"/>
-      <w:r>
-        <w:rPr>
-          <w:rFonts w:ascii="Courier New" w:hAnsi="Courier New" w:cs="Courier New"/>
-          <w:sz w:val="16"/>
-          <w:szCs w:val="16"/>
-        </w:rPr>
-        <w:t>exit</w:t>
-      </w:r>
-      <w:proofErr w:type="spellEnd"/>
-      <w:r>
-        <w:rPr>
-          <w:rFonts w:ascii="Courier New" w:hAnsi="Courier New" w:cs="Courier New"/>
-          <w:sz w:val="16"/>
-          <w:szCs w:val="16"/>
-        </w:rPr>
-        <w:t>: 1</w:t>
+          <w:lang w:val="en-US"/>
+        </w:rPr>
+      </w:pPr>
+      <w:r>
+        <w:rPr>
+          <w:rFonts w:ascii="Courier New" w:hAnsi="Courier New" w:cs="Courier New"/>
+          <w:sz w:val="16"/>
+          <w:szCs w:val="16"/>
+          <w:lang w:val="en-US"/>
+        </w:rPr>
+        <w:t>Please enter start value [</w:t>
+      </w:r>
+      <w:proofErr w:type="gramStart"/>
+      <w:r>
+        <w:rPr>
+          <w:rFonts w:ascii="Courier New" w:hAnsi="Courier New" w:cs="Courier New"/>
+          <w:sz w:val="16"/>
+          <w:szCs w:val="16"/>
+          <w:lang w:val="en-US"/>
+        </w:rPr>
+        <w:t>1..</w:t>
+      </w:r>
+      <w:proofErr w:type="gramEnd"/>
+      <w:r>
+        <w:rPr>
+          <w:rFonts w:ascii="Courier New" w:hAnsi="Courier New" w:cs="Courier New"/>
+          <w:sz w:val="16"/>
+          <w:szCs w:val="16"/>
+          <w:lang w:val="en-US"/>
+        </w:rPr>
+        <w:t xml:space="preserve">], 0 for exit: </w:t>
+      </w:r>
+      <w:r>
+        <w:rPr>
+          <w:rFonts w:ascii="Courier New" w:hAnsi="Courier New" w:cs="Courier New"/>
+          <w:b/>
+          <w:bCs/>
+          <w:sz w:val="16"/>
+          <w:szCs w:val="16"/>
+          <w:lang w:val="en-US"/>
+        </w:rPr>
+        <w:t>1</w:t>
       </w:r>
     </w:p>
     <w:p>
@@ -211,33 +143,17 @@
           <w:rFonts w:ascii="Courier New" w:hAnsi="Courier New" w:cs="Courier New"/>
           <w:sz w:val="16"/>
           <w:szCs w:val="16"/>
-        </w:rPr>
-      </w:pPr>
-      <w:r>
-        <w:rPr>
-          <w:rFonts w:ascii="Courier New" w:hAnsi="Courier New" w:cs="Courier New"/>
-          <w:sz w:val="16"/>
-          <w:szCs w:val="16"/>
-        </w:rPr>
-        <w:t xml:space="preserve">Next </w:t>
-      </w:r>
-      <w:proofErr w:type="spellStart"/>
-      <w:r>
-        <w:rPr>
-          <w:rFonts w:ascii="Courier New" w:hAnsi="Courier New" w:cs="Courier New"/>
-          <w:sz w:val="16"/>
-          <w:szCs w:val="16"/>
-        </w:rPr>
-        <w:t>fibonacci</w:t>
-      </w:r>
-      <w:proofErr w:type="spellEnd"/>
-      <w:r>
-        <w:rPr>
-          <w:rFonts w:ascii="Courier New" w:hAnsi="Courier New" w:cs="Courier New"/>
-          <w:sz w:val="16"/>
-          <w:szCs w:val="16"/>
-        </w:rPr>
-        <w:t xml:space="preserve"> after 1 =&gt; 2</w:t>
+          <w:lang w:val="en-US"/>
+        </w:rPr>
+      </w:pPr>
+      <w:r>
+        <w:rPr>
+          <w:rFonts w:ascii="Courier New" w:hAnsi="Courier New" w:cs="Courier New"/>
+          <w:sz w:val="16"/>
+          <w:szCs w:val="16"/>
+          <w:lang w:val="en-US"/>
+        </w:rPr>
+        <w:t>Next fibonacci after 1 =&gt; 2</w:t>
       </w:r>
     </w:p>
     <w:p>
@@ -247,115 +163,48 @@
           <w:rFonts w:ascii="Courier New" w:hAnsi="Courier New" w:cs="Courier New"/>
           <w:sz w:val="16"/>
           <w:szCs w:val="16"/>
-        </w:rPr>
-      </w:pPr>
-      <w:proofErr w:type="spellStart"/>
-      <w:r>
-        <w:rPr>
-          <w:rFonts w:ascii="Courier New" w:hAnsi="Courier New" w:cs="Courier New"/>
-          <w:sz w:val="16"/>
-          <w:szCs w:val="16"/>
-        </w:rPr>
-        <w:t>Please</w:t>
-      </w:r>
-      <w:proofErr w:type="spellEnd"/>
-      <w:r>
-        <w:rPr>
-          <w:rFonts w:ascii="Courier New" w:hAnsi="Courier New" w:cs="Courier New"/>
-          <w:sz w:val="16"/>
-          <w:szCs w:val="16"/>
-        </w:rPr>
-        <w:t xml:space="preserve"> </w:t>
-      </w:r>
-      <w:proofErr w:type="spellStart"/>
-      <w:r>
-        <w:rPr>
-          <w:rFonts w:ascii="Courier New" w:hAnsi="Courier New" w:cs="Courier New"/>
-          <w:sz w:val="16"/>
-          <w:szCs w:val="16"/>
-        </w:rPr>
-        <w:t>enter</w:t>
-      </w:r>
-      <w:proofErr w:type="spellEnd"/>
-      <w:r>
-        <w:rPr>
-          <w:rFonts w:ascii="Courier New" w:hAnsi="Courier New" w:cs="Courier New"/>
-          <w:sz w:val="16"/>
-          <w:szCs w:val="16"/>
-        </w:rPr>
-        <w:t xml:space="preserve"> </w:t>
-      </w:r>
-      <w:proofErr w:type="spellStart"/>
-      <w:r>
-        <w:rPr>
-          <w:rFonts w:ascii="Courier New" w:hAnsi="Courier New" w:cs="Courier New"/>
-          <w:sz w:val="16"/>
-          <w:szCs w:val="16"/>
-        </w:rPr>
-        <w:t>start</w:t>
-      </w:r>
-      <w:proofErr w:type="spellEnd"/>
-      <w:r>
-        <w:rPr>
-          <w:rFonts w:ascii="Courier New" w:hAnsi="Courier New" w:cs="Courier New"/>
-          <w:sz w:val="16"/>
-          <w:szCs w:val="16"/>
-        </w:rPr>
-        <w:t xml:space="preserve"> </w:t>
-      </w:r>
-      <w:proofErr w:type="spellStart"/>
-      <w:r>
-        <w:rPr>
-          <w:rFonts w:ascii="Courier New" w:hAnsi="Courier New" w:cs="Courier New"/>
-          <w:sz w:val="16"/>
-          <w:szCs w:val="16"/>
-        </w:rPr>
-        <w:t>value</w:t>
-      </w:r>
-      <w:proofErr w:type="spellEnd"/>
-      <w:r>
-        <w:rPr>
-          <w:rFonts w:ascii="Courier New" w:hAnsi="Courier New" w:cs="Courier New"/>
-          <w:sz w:val="16"/>
-          <w:szCs w:val="16"/>
-        </w:rPr>
-        <w:t xml:space="preserve"> [1..], 0 </w:t>
-      </w:r>
-      <w:proofErr w:type="spellStart"/>
-      <w:r>
-        <w:rPr>
-          <w:rFonts w:ascii="Courier New" w:hAnsi="Courier New" w:cs="Courier New"/>
-          <w:sz w:val="16"/>
-          <w:szCs w:val="16"/>
-        </w:rPr>
-        <w:t>for</w:t>
-      </w:r>
-      <w:proofErr w:type="spellEnd"/>
-      <w:r>
-        <w:rPr>
-          <w:rFonts w:ascii="Courier New" w:hAnsi="Courier New" w:cs="Courier New"/>
-          <w:sz w:val="16"/>
-          <w:szCs w:val="16"/>
-        </w:rPr>
-        <w:t xml:space="preserve"> </w:t>
-      </w:r>
-      <w:proofErr w:type="spellStart"/>
-      <w:r>
-        <w:rPr>
-          <w:rFonts w:ascii="Courier New" w:hAnsi="Courier New" w:cs="Courier New"/>
-          <w:sz w:val="16"/>
-          <w:szCs w:val="16"/>
-        </w:rPr>
-        <w:t>exit</w:t>
-      </w:r>
-      <w:proofErr w:type="spellEnd"/>
-      <w:r>
-        <w:rPr>
-          <w:rFonts w:ascii="Courier New" w:hAnsi="Courier New" w:cs="Courier New"/>
-          <w:sz w:val="16"/>
-          <w:szCs w:val="16"/>
-        </w:rPr>
-        <w:t>: 2</w:t>
+          <w:lang w:val="en-US"/>
+        </w:rPr>
+      </w:pPr>
+      <w:r>
+        <w:rPr>
+          <w:rFonts w:ascii="Courier New" w:hAnsi="Courier New" w:cs="Courier New"/>
+          <w:sz w:val="16"/>
+          <w:szCs w:val="16"/>
+          <w:lang w:val="en-US"/>
+        </w:rPr>
+        <w:t>Please enter start value [</w:t>
+      </w:r>
+      <w:proofErr w:type="gramStart"/>
+      <w:r>
+        <w:rPr>
+          <w:rFonts w:ascii="Courier New" w:hAnsi="Courier New" w:cs="Courier New"/>
+          <w:sz w:val="16"/>
+          <w:szCs w:val="16"/>
+          <w:lang w:val="en-US"/>
+        </w:rPr>
+        <w:t>1..</w:t>
+      </w:r>
+      <w:proofErr w:type="gramEnd"/>
+      <w:r>
+        <w:rPr>
+          <w:rFonts w:ascii="Courier New" w:hAnsi="Courier New" w:cs="Courier New"/>
+          <w:sz w:val="16"/>
+          <w:szCs w:val="16"/>
+          <w:lang w:val="en-US"/>
+        </w:rPr>
+        <w:t xml:space="preserve">], 0 for exit: </w:t>
+      </w:r>
+      <w:r>
+        <w:rPr>
+          <w:rFonts w:ascii="Courier New" w:hAnsi="Courier New" w:cs="Courier New"/>
+          <w:b/>
+          <w:bCs/>
+          <w:sz w:val="16"/>
+          <w:szCs w:val="16"/>
+          <w:lang w:val="en-US"/>
+        </w:rPr>
+        <w:t>2</w:t>
       </w:r>
     </w:p>
     <w:p>
@@ -365,33 +214,17 @@
           <w:rFonts w:ascii="Courier New" w:hAnsi="Courier New" w:cs="Courier New"/>
           <w:sz w:val="16"/>
           <w:szCs w:val="16"/>
-        </w:rPr>
-      </w:pPr>
-      <w:r>
-        <w:rPr>
-          <w:rFonts w:ascii="Courier New" w:hAnsi="Courier New" w:cs="Courier New"/>
-          <w:sz w:val="16"/>
-          <w:szCs w:val="16"/>
-        </w:rPr>
-        <w:t xml:space="preserve">Next </w:t>
-      </w:r>
-      <w:proofErr w:type="spellStart"/>
-      <w:r>
-        <w:rPr>
-          <w:rFonts w:ascii="Courier New" w:hAnsi="Courier New" w:cs="Courier New"/>
-          <w:sz w:val="16"/>
-          <w:szCs w:val="16"/>
-        </w:rPr>
-        <w:t>fibonacci</w:t>
-      </w:r>
-      <w:proofErr w:type="spellEnd"/>
-      <w:r>
-        <w:rPr>
-          <w:rFonts w:ascii="Courier New" w:hAnsi="Courier New" w:cs="Courier New"/>
-          <w:sz w:val="16"/>
-          <w:szCs w:val="16"/>
-        </w:rPr>
-        <w:t xml:space="preserve"> after 2 =&gt; 3</w:t>
+          <w:lang w:val="en-US"/>
+        </w:rPr>
+      </w:pPr>
+      <w:r>
+        <w:rPr>
+          <w:rFonts w:ascii="Courier New" w:hAnsi="Courier New" w:cs="Courier New"/>
+          <w:sz w:val="16"/>
+          <w:szCs w:val="16"/>
+          <w:lang w:val="en-US"/>
+        </w:rPr>
+        <w:t>Next fibonacci after 2 =&gt; 3</w:t>
       </w:r>
     </w:p>
     <w:p>
@@ -401,115 +234,48 @@
           <w:rFonts w:ascii="Courier New" w:hAnsi="Courier New" w:cs="Courier New"/>
           <w:sz w:val="16"/>
           <w:szCs w:val="16"/>
-        </w:rPr>
-      </w:pPr>
-      <w:proofErr w:type="spellStart"/>
-      <w:r>
-        <w:rPr>
-          <w:rFonts w:ascii="Courier New" w:hAnsi="Courier New" w:cs="Courier New"/>
-          <w:sz w:val="16"/>
-          <w:szCs w:val="16"/>
-        </w:rPr>
-        <w:t>Please</w:t>
-      </w:r>
-      <w:proofErr w:type="spellEnd"/>
-      <w:r>
-        <w:rPr>
-          <w:rFonts w:ascii="Courier New" w:hAnsi="Courier New" w:cs="Courier New"/>
-          <w:sz w:val="16"/>
-          <w:szCs w:val="16"/>
-        </w:rPr>
-        <w:t xml:space="preserve"> </w:t>
-      </w:r>
-      <w:proofErr w:type="spellStart"/>
-      <w:r>
-        <w:rPr>
-          <w:rFonts w:ascii="Courier New" w:hAnsi="Courier New" w:cs="Courier New"/>
-          <w:sz w:val="16"/>
-          <w:szCs w:val="16"/>
-        </w:rPr>
-        <w:t>enter</w:t>
-      </w:r>
-      <w:proofErr w:type="spellEnd"/>
-      <w:r>
-        <w:rPr>
-          <w:rFonts w:ascii="Courier New" w:hAnsi="Courier New" w:cs="Courier New"/>
-          <w:sz w:val="16"/>
-          <w:szCs w:val="16"/>
-        </w:rPr>
-        <w:t xml:space="preserve"> </w:t>
-      </w:r>
-      <w:proofErr w:type="spellStart"/>
-      <w:r>
-        <w:rPr>
-          <w:rFonts w:ascii="Courier New" w:hAnsi="Courier New" w:cs="Courier New"/>
-          <w:sz w:val="16"/>
-          <w:szCs w:val="16"/>
-        </w:rPr>
-        <w:t>start</w:t>
-      </w:r>
-      <w:proofErr w:type="spellEnd"/>
-      <w:r>
-        <w:rPr>
-          <w:rFonts w:ascii="Courier New" w:hAnsi="Courier New" w:cs="Courier New"/>
-          <w:sz w:val="16"/>
-          <w:szCs w:val="16"/>
-        </w:rPr>
-        <w:t xml:space="preserve"> </w:t>
-      </w:r>
-      <w:proofErr w:type="spellStart"/>
-      <w:r>
-        <w:rPr>
-          <w:rFonts w:ascii="Courier New" w:hAnsi="Courier New" w:cs="Courier New"/>
-          <w:sz w:val="16"/>
-          <w:szCs w:val="16"/>
-        </w:rPr>
-        <w:t>value</w:t>
-      </w:r>
-      <w:proofErr w:type="spellEnd"/>
-      <w:r>
-        <w:rPr>
-          <w:rFonts w:ascii="Courier New" w:hAnsi="Courier New" w:cs="Courier New"/>
-          <w:sz w:val="16"/>
-          <w:szCs w:val="16"/>
-        </w:rPr>
-        <w:t xml:space="preserve"> [1..], 0 </w:t>
-      </w:r>
-      <w:proofErr w:type="spellStart"/>
-      <w:r>
-        <w:rPr>
-          <w:rFonts w:ascii="Courier New" w:hAnsi="Courier New" w:cs="Courier New"/>
-          <w:sz w:val="16"/>
-          <w:szCs w:val="16"/>
-        </w:rPr>
-        <w:t>for</w:t>
-      </w:r>
-      <w:proofErr w:type="spellEnd"/>
-      <w:r>
-        <w:rPr>
-          <w:rFonts w:ascii="Courier New" w:hAnsi="Courier New" w:cs="Courier New"/>
-          <w:sz w:val="16"/>
-          <w:szCs w:val="16"/>
-        </w:rPr>
-        <w:t xml:space="preserve"> </w:t>
-      </w:r>
-      <w:proofErr w:type="spellStart"/>
-      <w:r>
-        <w:rPr>
-          <w:rFonts w:ascii="Courier New" w:hAnsi="Courier New" w:cs="Courier New"/>
-          <w:sz w:val="16"/>
-          <w:szCs w:val="16"/>
-        </w:rPr>
-        <w:t>exit</w:t>
-      </w:r>
-      <w:proofErr w:type="spellEnd"/>
-      <w:r>
-        <w:rPr>
-          <w:rFonts w:ascii="Courier New" w:hAnsi="Courier New" w:cs="Courier New"/>
-          <w:sz w:val="16"/>
-          <w:szCs w:val="16"/>
-        </w:rPr>
-        <w:t>: 3</w:t>
+          <w:lang w:val="en-US"/>
+        </w:rPr>
+      </w:pPr>
+      <w:r>
+        <w:rPr>
+          <w:rFonts w:ascii="Courier New" w:hAnsi="Courier New" w:cs="Courier New"/>
+          <w:sz w:val="16"/>
+          <w:szCs w:val="16"/>
+          <w:lang w:val="en-US"/>
+        </w:rPr>
+        <w:t>Please enter start value [</w:t>
+      </w:r>
+      <w:proofErr w:type="gramStart"/>
+      <w:r>
+        <w:rPr>
+          <w:rFonts w:ascii="Courier New" w:hAnsi="Courier New" w:cs="Courier New"/>
+          <w:sz w:val="16"/>
+          <w:szCs w:val="16"/>
+          <w:lang w:val="en-US"/>
+        </w:rPr>
+        <w:t>1..</w:t>
+      </w:r>
+      <w:proofErr w:type="gramEnd"/>
+      <w:r>
+        <w:rPr>
+          <w:rFonts w:ascii="Courier New" w:hAnsi="Courier New" w:cs="Courier New"/>
+          <w:sz w:val="16"/>
+          <w:szCs w:val="16"/>
+          <w:lang w:val="en-US"/>
+        </w:rPr>
+        <w:t xml:space="preserve">], 0 for exit: </w:t>
+      </w:r>
+      <w:r>
+        <w:rPr>
+          <w:rFonts w:ascii="Courier New" w:hAnsi="Courier New" w:cs="Courier New"/>
+          <w:b/>
+          <w:bCs/>
+          <w:sz w:val="16"/>
+          <w:szCs w:val="16"/>
+          <w:lang w:val="en-US"/>
+        </w:rPr>
+        <w:t>3</w:t>
       </w:r>
     </w:p>
     <w:p>
@@ -519,33 +285,17 @@
           <w:rFonts w:ascii="Courier New" w:hAnsi="Courier New" w:cs="Courier New"/>
           <w:sz w:val="16"/>
           <w:szCs w:val="16"/>
-        </w:rPr>
-      </w:pPr>
-      <w:r>
-        <w:rPr>
-          <w:rFonts w:ascii="Courier New" w:hAnsi="Courier New" w:cs="Courier New"/>
-          <w:sz w:val="16"/>
-          <w:szCs w:val="16"/>
-        </w:rPr>
-        <w:t xml:space="preserve">Next </w:t>
-      </w:r>
-      <w:proofErr w:type="spellStart"/>
-      <w:r>
-        <w:rPr>
-          <w:rFonts w:ascii="Courier New" w:hAnsi="Courier New" w:cs="Courier New"/>
-          <w:sz w:val="16"/>
-          <w:szCs w:val="16"/>
-        </w:rPr>
-        <w:t>fibonacci</w:t>
-      </w:r>
-      <w:proofErr w:type="spellEnd"/>
-      <w:r>
-        <w:rPr>
-          <w:rFonts w:ascii="Courier New" w:hAnsi="Courier New" w:cs="Courier New"/>
-          <w:sz w:val="16"/>
-          <w:szCs w:val="16"/>
-        </w:rPr>
-        <w:t xml:space="preserve"> after 3 =&gt; 5</w:t>
+          <w:lang w:val="en-US"/>
+        </w:rPr>
+      </w:pPr>
+      <w:r>
+        <w:rPr>
+          <w:rFonts w:ascii="Courier New" w:hAnsi="Courier New" w:cs="Courier New"/>
+          <w:sz w:val="16"/>
+          <w:szCs w:val="16"/>
+          <w:lang w:val="en-US"/>
+        </w:rPr>
+        <w:t>Next fibonacci after 3 =&gt; 5</w:t>
       </w:r>
     </w:p>
     <w:p>
@@ -555,115 +305,48 @@
           <w:rFonts w:ascii="Courier New" w:hAnsi="Courier New" w:cs="Courier New"/>
           <w:sz w:val="16"/>
           <w:szCs w:val="16"/>
-        </w:rPr>
-      </w:pPr>
-      <w:proofErr w:type="spellStart"/>
-      <w:r>
-        <w:rPr>
-          <w:rFonts w:ascii="Courier New" w:hAnsi="Courier New" w:cs="Courier New"/>
-          <w:sz w:val="16"/>
-          <w:szCs w:val="16"/>
-        </w:rPr>
-        <w:t>Please</w:t>
-      </w:r>
-      <w:proofErr w:type="spellEnd"/>
-      <w:r>
-        <w:rPr>
-          <w:rFonts w:ascii="Courier New" w:hAnsi="Courier New" w:cs="Courier New"/>
-          <w:sz w:val="16"/>
-          <w:szCs w:val="16"/>
-        </w:rPr>
-        <w:t xml:space="preserve"> </w:t>
-      </w:r>
-      <w:proofErr w:type="spellStart"/>
-      <w:r>
-        <w:rPr>
-          <w:rFonts w:ascii="Courier New" w:hAnsi="Courier New" w:cs="Courier New"/>
-          <w:sz w:val="16"/>
-          <w:szCs w:val="16"/>
-        </w:rPr>
-        <w:t>enter</w:t>
-      </w:r>
-      <w:proofErr w:type="spellEnd"/>
-      <w:r>
-        <w:rPr>
-          <w:rFonts w:ascii="Courier New" w:hAnsi="Courier New" w:cs="Courier New"/>
-          <w:sz w:val="16"/>
-          <w:szCs w:val="16"/>
-        </w:rPr>
-        <w:t xml:space="preserve"> </w:t>
-      </w:r>
-      <w:proofErr w:type="spellStart"/>
-      <w:r>
-        <w:rPr>
-          <w:rFonts w:ascii="Courier New" w:hAnsi="Courier New" w:cs="Courier New"/>
-          <w:sz w:val="16"/>
-          <w:szCs w:val="16"/>
-        </w:rPr>
-        <w:t>start</w:t>
-      </w:r>
-      <w:proofErr w:type="spellEnd"/>
-      <w:r>
-        <w:rPr>
-          <w:rFonts w:ascii="Courier New" w:hAnsi="Courier New" w:cs="Courier New"/>
-          <w:sz w:val="16"/>
-          <w:szCs w:val="16"/>
-        </w:rPr>
-        <w:t xml:space="preserve"> </w:t>
-      </w:r>
-      <w:proofErr w:type="spellStart"/>
-      <w:r>
-        <w:rPr>
-          <w:rFonts w:ascii="Courier New" w:hAnsi="Courier New" w:cs="Courier New"/>
-          <w:sz w:val="16"/>
-          <w:szCs w:val="16"/>
-        </w:rPr>
-        <w:t>value</w:t>
-      </w:r>
-      <w:proofErr w:type="spellEnd"/>
-      <w:r>
-        <w:rPr>
-          <w:rFonts w:ascii="Courier New" w:hAnsi="Courier New" w:cs="Courier New"/>
-          <w:sz w:val="16"/>
-          <w:szCs w:val="16"/>
-        </w:rPr>
-        <w:t xml:space="preserve"> [1..], 0 </w:t>
-      </w:r>
-      <w:proofErr w:type="spellStart"/>
-      <w:r>
-        <w:rPr>
-          <w:rFonts w:ascii="Courier New" w:hAnsi="Courier New" w:cs="Courier New"/>
-          <w:sz w:val="16"/>
-          <w:szCs w:val="16"/>
-        </w:rPr>
-        <w:t>for</w:t>
-      </w:r>
-      <w:proofErr w:type="spellEnd"/>
-      <w:r>
-        <w:rPr>
-          <w:rFonts w:ascii="Courier New" w:hAnsi="Courier New" w:cs="Courier New"/>
-          <w:sz w:val="16"/>
-          <w:szCs w:val="16"/>
-        </w:rPr>
-        <w:t xml:space="preserve"> </w:t>
-      </w:r>
-      <w:proofErr w:type="spellStart"/>
-      <w:r>
-        <w:rPr>
-          <w:rFonts w:ascii="Courier New" w:hAnsi="Courier New" w:cs="Courier New"/>
-          <w:sz w:val="16"/>
-          <w:szCs w:val="16"/>
-        </w:rPr>
-        <w:t>exit</w:t>
-      </w:r>
-      <w:proofErr w:type="spellEnd"/>
-      <w:r>
-        <w:rPr>
-          <w:rFonts w:ascii="Courier New" w:hAnsi="Courier New" w:cs="Courier New"/>
-          <w:sz w:val="16"/>
-          <w:szCs w:val="16"/>
-        </w:rPr>
-        <w:t>: 4</w:t>
+          <w:lang w:val="en-US"/>
+        </w:rPr>
+      </w:pPr>
+      <w:r>
+        <w:rPr>
+          <w:rFonts w:ascii="Courier New" w:hAnsi="Courier New" w:cs="Courier New"/>
+          <w:sz w:val="16"/>
+          <w:szCs w:val="16"/>
+          <w:lang w:val="en-US"/>
+        </w:rPr>
+        <w:t>Please enter start value [</w:t>
+      </w:r>
+      <w:proofErr w:type="gramStart"/>
+      <w:r>
+        <w:rPr>
+          <w:rFonts w:ascii="Courier New" w:hAnsi="Courier New" w:cs="Courier New"/>
+          <w:sz w:val="16"/>
+          <w:szCs w:val="16"/>
+          <w:lang w:val="en-US"/>
+        </w:rPr>
+        <w:t>1..</w:t>
+      </w:r>
+      <w:proofErr w:type="gramEnd"/>
+      <w:r>
+        <w:rPr>
+          <w:rFonts w:ascii="Courier New" w:hAnsi="Courier New" w:cs="Courier New"/>
+          <w:sz w:val="16"/>
+          <w:szCs w:val="16"/>
+          <w:lang w:val="en-US"/>
+        </w:rPr>
+        <w:t xml:space="preserve">], 0 for exit: </w:t>
+      </w:r>
+      <w:r>
+        <w:rPr>
+          <w:rFonts w:ascii="Courier New" w:hAnsi="Courier New" w:cs="Courier New"/>
+          <w:b/>
+          <w:bCs/>
+          <w:sz w:val="16"/>
+          <w:szCs w:val="16"/>
+          <w:lang w:val="en-US"/>
+        </w:rPr>
+        <w:t>4</w:t>
       </w:r>
     </w:p>
     <w:p>
@@ -673,33 +356,17 @@
           <w:rFonts w:ascii="Courier New" w:hAnsi="Courier New" w:cs="Courier New"/>
           <w:sz w:val="16"/>
           <w:szCs w:val="16"/>
-        </w:rPr>
-      </w:pPr>
-      <w:r>
-        <w:rPr>
-          <w:rFonts w:ascii="Courier New" w:hAnsi="Courier New" w:cs="Courier New"/>
-          <w:sz w:val="16"/>
-          <w:szCs w:val="16"/>
-        </w:rPr>
-        <w:t xml:space="preserve">Next </w:t>
-      </w:r>
-      <w:proofErr w:type="spellStart"/>
-      <w:r>
-        <w:rPr>
-          <w:rFonts w:ascii="Courier New" w:hAnsi="Courier New" w:cs="Courier New"/>
-          <w:sz w:val="16"/>
-          <w:szCs w:val="16"/>
-        </w:rPr>
-        <w:t>fibonacci</w:t>
-      </w:r>
-      <w:proofErr w:type="spellEnd"/>
-      <w:r>
-        <w:rPr>
-          <w:rFonts w:ascii="Courier New" w:hAnsi="Courier New" w:cs="Courier New"/>
-          <w:sz w:val="16"/>
-          <w:szCs w:val="16"/>
-        </w:rPr>
-        <w:t xml:space="preserve"> after 4 =&gt; 5</w:t>
+          <w:lang w:val="en-US"/>
+        </w:rPr>
+      </w:pPr>
+      <w:r>
+        <w:rPr>
+          <w:rFonts w:ascii="Courier New" w:hAnsi="Courier New" w:cs="Courier New"/>
+          <w:sz w:val="16"/>
+          <w:szCs w:val="16"/>
+          <w:lang w:val="en-US"/>
+        </w:rPr>
+        <w:t>Next fibonacci after 4 =&gt; 5</w:t>
       </w:r>
     </w:p>
     <w:p>
@@ -709,115 +376,48 @@
           <w:rFonts w:ascii="Courier New" w:hAnsi="Courier New" w:cs="Courier New"/>
           <w:sz w:val="16"/>
           <w:szCs w:val="16"/>
-        </w:rPr>
-      </w:pPr>
-      <w:proofErr w:type="spellStart"/>
-      <w:r>
-        <w:rPr>
-          <w:rFonts w:ascii="Courier New" w:hAnsi="Courier New" w:cs="Courier New"/>
-          <w:sz w:val="16"/>
-          <w:szCs w:val="16"/>
-        </w:rPr>
-        <w:t>Please</w:t>
-      </w:r>
-      <w:proofErr w:type="spellEnd"/>
-      <w:r>
-        <w:rPr>
-          <w:rFonts w:ascii="Courier New" w:hAnsi="Courier New" w:cs="Courier New"/>
-          <w:sz w:val="16"/>
-          <w:szCs w:val="16"/>
-        </w:rPr>
-        <w:t xml:space="preserve"> </w:t>
-      </w:r>
-      <w:proofErr w:type="spellStart"/>
-      <w:r>
-        <w:rPr>
-          <w:rFonts w:ascii="Courier New" w:hAnsi="Courier New" w:cs="Courier New"/>
-          <w:sz w:val="16"/>
-          <w:szCs w:val="16"/>
-        </w:rPr>
-        <w:t>enter</w:t>
-      </w:r>
-      <w:proofErr w:type="spellEnd"/>
-      <w:r>
-        <w:rPr>
-          <w:rFonts w:ascii="Courier New" w:hAnsi="Courier New" w:cs="Courier New"/>
-          <w:sz w:val="16"/>
-          <w:szCs w:val="16"/>
-        </w:rPr>
-        <w:t xml:space="preserve"> </w:t>
-      </w:r>
-      <w:proofErr w:type="spellStart"/>
-      <w:r>
-        <w:rPr>
-          <w:rFonts w:ascii="Courier New" w:hAnsi="Courier New" w:cs="Courier New"/>
-          <w:sz w:val="16"/>
-          <w:szCs w:val="16"/>
-        </w:rPr>
-        <w:t>start</w:t>
-      </w:r>
-      <w:proofErr w:type="spellEnd"/>
-      <w:r>
-        <w:rPr>
-          <w:rFonts w:ascii="Courier New" w:hAnsi="Courier New" w:cs="Courier New"/>
-          <w:sz w:val="16"/>
-          <w:szCs w:val="16"/>
-        </w:rPr>
-        <w:t xml:space="preserve"> </w:t>
-      </w:r>
-      <w:proofErr w:type="spellStart"/>
-      <w:r>
-        <w:rPr>
-          <w:rFonts w:ascii="Courier New" w:hAnsi="Courier New" w:cs="Courier New"/>
-          <w:sz w:val="16"/>
-          <w:szCs w:val="16"/>
-        </w:rPr>
-        <w:t>value</w:t>
-      </w:r>
-      <w:proofErr w:type="spellEnd"/>
-      <w:r>
-        <w:rPr>
-          <w:rFonts w:ascii="Courier New" w:hAnsi="Courier New" w:cs="Courier New"/>
-          <w:sz w:val="16"/>
-          <w:szCs w:val="16"/>
-        </w:rPr>
-        <w:t xml:space="preserve"> [1..], 0 </w:t>
-      </w:r>
-      <w:proofErr w:type="spellStart"/>
-      <w:r>
-        <w:rPr>
-          <w:rFonts w:ascii="Courier New" w:hAnsi="Courier New" w:cs="Courier New"/>
-          <w:sz w:val="16"/>
-          <w:szCs w:val="16"/>
-        </w:rPr>
-        <w:t>for</w:t>
-      </w:r>
-      <w:proofErr w:type="spellEnd"/>
-      <w:r>
-        <w:rPr>
-          <w:rFonts w:ascii="Courier New" w:hAnsi="Courier New" w:cs="Courier New"/>
-          <w:sz w:val="16"/>
-          <w:szCs w:val="16"/>
-        </w:rPr>
-        <w:t xml:space="preserve"> </w:t>
-      </w:r>
-      <w:proofErr w:type="spellStart"/>
-      <w:r>
-        <w:rPr>
-          <w:rFonts w:ascii="Courier New" w:hAnsi="Courier New" w:cs="Courier New"/>
-          <w:sz w:val="16"/>
-          <w:szCs w:val="16"/>
-        </w:rPr>
-        <w:t>exit</w:t>
-      </w:r>
-      <w:proofErr w:type="spellEnd"/>
-      <w:r>
-        <w:rPr>
-          <w:rFonts w:ascii="Courier New" w:hAnsi="Courier New" w:cs="Courier New"/>
-          <w:sz w:val="16"/>
-          <w:szCs w:val="16"/>
-        </w:rPr>
-        <w:t>: 5</w:t>
+          <w:lang w:val="en-US"/>
+        </w:rPr>
+      </w:pPr>
+      <w:r>
+        <w:rPr>
+          <w:rFonts w:ascii="Courier New" w:hAnsi="Courier New" w:cs="Courier New"/>
+          <w:sz w:val="16"/>
+          <w:szCs w:val="16"/>
+          <w:lang w:val="en-US"/>
+        </w:rPr>
+        <w:t>Please enter start value [</w:t>
+      </w:r>
+      <w:proofErr w:type="gramStart"/>
+      <w:r>
+        <w:rPr>
+          <w:rFonts w:ascii="Courier New" w:hAnsi="Courier New" w:cs="Courier New"/>
+          <w:sz w:val="16"/>
+          <w:szCs w:val="16"/>
+          <w:lang w:val="en-US"/>
+        </w:rPr>
+        <w:t>1..</w:t>
+      </w:r>
+      <w:proofErr w:type="gramEnd"/>
+      <w:r>
+        <w:rPr>
+          <w:rFonts w:ascii="Courier New" w:hAnsi="Courier New" w:cs="Courier New"/>
+          <w:sz w:val="16"/>
+          <w:szCs w:val="16"/>
+          <w:lang w:val="en-US"/>
+        </w:rPr>
+        <w:t xml:space="preserve">], 0 for exit: </w:t>
+      </w:r>
+      <w:r>
+        <w:rPr>
+          <w:rFonts w:ascii="Courier New" w:hAnsi="Courier New" w:cs="Courier New"/>
+          <w:b/>
+          <w:bCs/>
+          <w:sz w:val="16"/>
+          <w:szCs w:val="16"/>
+          <w:lang w:val="en-US"/>
+        </w:rPr>
+        <w:t>5</w:t>
       </w:r>
     </w:p>
     <w:p>
@@ -827,33 +427,17 @@
           <w:rFonts w:ascii="Courier New" w:hAnsi="Courier New" w:cs="Courier New"/>
           <w:sz w:val="16"/>
           <w:szCs w:val="16"/>
-        </w:rPr>
-      </w:pPr>
-      <w:r>
-        <w:rPr>
-          <w:rFonts w:ascii="Courier New" w:hAnsi="Courier New" w:cs="Courier New"/>
-          <w:sz w:val="16"/>
-          <w:szCs w:val="16"/>
-        </w:rPr>
-        <w:t xml:space="preserve">Next </w:t>
-      </w:r>
-      <w:proofErr w:type="spellStart"/>
-      <w:r>
-        <w:rPr>
-          <w:rFonts w:ascii="Courier New" w:hAnsi="Courier New" w:cs="Courier New"/>
-          <w:sz w:val="16"/>
-          <w:szCs w:val="16"/>
-        </w:rPr>
-        <w:t>fibonacci</w:t>
-      </w:r>
-      <w:proofErr w:type="spellEnd"/>
-      <w:r>
-        <w:rPr>
-          <w:rFonts w:ascii="Courier New" w:hAnsi="Courier New" w:cs="Courier New"/>
-          <w:sz w:val="16"/>
-          <w:szCs w:val="16"/>
-        </w:rPr>
-        <w:t xml:space="preserve"> after 5 =&gt; 8</w:t>
+          <w:lang w:val="en-US"/>
+        </w:rPr>
+      </w:pPr>
+      <w:r>
+        <w:rPr>
+          <w:rFonts w:ascii="Courier New" w:hAnsi="Courier New" w:cs="Courier New"/>
+          <w:sz w:val="16"/>
+          <w:szCs w:val="16"/>
+          <w:lang w:val="en-US"/>
+        </w:rPr>
+        <w:t>Next fibonacci after 5 =&gt; 8</w:t>
       </w:r>
     </w:p>
     <w:p>
@@ -863,115 +447,48 @@
           <w:rFonts w:ascii="Courier New" w:hAnsi="Courier New" w:cs="Courier New"/>
           <w:sz w:val="16"/>
           <w:szCs w:val="16"/>
-        </w:rPr>
-      </w:pPr>
-      <w:proofErr w:type="spellStart"/>
-      <w:r>
-        <w:rPr>
-          <w:rFonts w:ascii="Courier New" w:hAnsi="Courier New" w:cs="Courier New"/>
-          <w:sz w:val="16"/>
-          <w:szCs w:val="16"/>
-        </w:rPr>
-        <w:t>Please</w:t>
-      </w:r>
-      <w:proofErr w:type="spellEnd"/>
-      <w:r>
-        <w:rPr>
-          <w:rFonts w:ascii="Courier New" w:hAnsi="Courier New" w:cs="Courier New"/>
-          <w:sz w:val="16"/>
-          <w:szCs w:val="16"/>
-        </w:rPr>
-        <w:t xml:space="preserve"> </w:t>
-      </w:r>
-      <w:proofErr w:type="spellStart"/>
-      <w:r>
-        <w:rPr>
-          <w:rFonts w:ascii="Courier New" w:hAnsi="Courier New" w:cs="Courier New"/>
-          <w:sz w:val="16"/>
-          <w:szCs w:val="16"/>
-        </w:rPr>
-        <w:t>enter</w:t>
-      </w:r>
-      <w:proofErr w:type="spellEnd"/>
-      <w:r>
-        <w:rPr>
-          <w:rFonts w:ascii="Courier New" w:hAnsi="Courier New" w:cs="Courier New"/>
-          <w:sz w:val="16"/>
-          <w:szCs w:val="16"/>
-        </w:rPr>
-        <w:t xml:space="preserve"> </w:t>
-      </w:r>
-      <w:proofErr w:type="spellStart"/>
-      <w:r>
-        <w:rPr>
-          <w:rFonts w:ascii="Courier New" w:hAnsi="Courier New" w:cs="Courier New"/>
-          <w:sz w:val="16"/>
-          <w:szCs w:val="16"/>
-        </w:rPr>
-        <w:t>start</w:t>
-      </w:r>
-      <w:proofErr w:type="spellEnd"/>
-      <w:r>
-        <w:rPr>
-          <w:rFonts w:ascii="Courier New" w:hAnsi="Courier New" w:cs="Courier New"/>
-          <w:sz w:val="16"/>
-          <w:szCs w:val="16"/>
-        </w:rPr>
-        <w:t xml:space="preserve"> </w:t>
-      </w:r>
-      <w:proofErr w:type="spellStart"/>
-      <w:r>
-        <w:rPr>
-          <w:rFonts w:ascii="Courier New" w:hAnsi="Courier New" w:cs="Courier New"/>
-          <w:sz w:val="16"/>
-          <w:szCs w:val="16"/>
-        </w:rPr>
-        <w:t>value</w:t>
-      </w:r>
-      <w:proofErr w:type="spellEnd"/>
-      <w:r>
-        <w:rPr>
-          <w:rFonts w:ascii="Courier New" w:hAnsi="Courier New" w:cs="Courier New"/>
-          <w:sz w:val="16"/>
-          <w:szCs w:val="16"/>
-        </w:rPr>
-        <w:t xml:space="preserve"> [1..], 0 </w:t>
-      </w:r>
-      <w:proofErr w:type="spellStart"/>
-      <w:r>
-        <w:rPr>
-          <w:rFonts w:ascii="Courier New" w:hAnsi="Courier New" w:cs="Courier New"/>
-          <w:sz w:val="16"/>
-          <w:szCs w:val="16"/>
-        </w:rPr>
-        <w:t>for</w:t>
-      </w:r>
-      <w:proofErr w:type="spellEnd"/>
-      <w:r>
-        <w:rPr>
-          <w:rFonts w:ascii="Courier New" w:hAnsi="Courier New" w:cs="Courier New"/>
-          <w:sz w:val="16"/>
-          <w:szCs w:val="16"/>
-        </w:rPr>
-        <w:t xml:space="preserve"> </w:t>
-      </w:r>
-      <w:proofErr w:type="spellStart"/>
-      <w:r>
-        <w:rPr>
-          <w:rFonts w:ascii="Courier New" w:hAnsi="Courier New" w:cs="Courier New"/>
-          <w:sz w:val="16"/>
-          <w:szCs w:val="16"/>
-        </w:rPr>
-        <w:t>exit</w:t>
-      </w:r>
-      <w:proofErr w:type="spellEnd"/>
-      <w:r>
-        <w:rPr>
-          <w:rFonts w:ascii="Courier New" w:hAnsi="Courier New" w:cs="Courier New"/>
-          <w:sz w:val="16"/>
-          <w:szCs w:val="16"/>
-        </w:rPr>
-        <w:t>: 6</w:t>
+          <w:lang w:val="en-US"/>
+        </w:rPr>
+      </w:pPr>
+      <w:r>
+        <w:rPr>
+          <w:rFonts w:ascii="Courier New" w:hAnsi="Courier New" w:cs="Courier New"/>
+          <w:sz w:val="16"/>
+          <w:szCs w:val="16"/>
+          <w:lang w:val="en-US"/>
+        </w:rPr>
+        <w:t>Please enter start value [</w:t>
+      </w:r>
+      <w:proofErr w:type="gramStart"/>
+      <w:r>
+        <w:rPr>
+          <w:rFonts w:ascii="Courier New" w:hAnsi="Courier New" w:cs="Courier New"/>
+          <w:sz w:val="16"/>
+          <w:szCs w:val="16"/>
+          <w:lang w:val="en-US"/>
+        </w:rPr>
+        <w:t>1..</w:t>
+      </w:r>
+      <w:proofErr w:type="gramEnd"/>
+      <w:r>
+        <w:rPr>
+          <w:rFonts w:ascii="Courier New" w:hAnsi="Courier New" w:cs="Courier New"/>
+          <w:sz w:val="16"/>
+          <w:szCs w:val="16"/>
+          <w:lang w:val="en-US"/>
+        </w:rPr>
+        <w:t xml:space="preserve">], 0 for exit: </w:t>
+      </w:r>
+      <w:r>
+        <w:rPr>
+          <w:rFonts w:ascii="Courier New" w:hAnsi="Courier New" w:cs="Courier New"/>
+          <w:b/>
+          <w:bCs/>
+          <w:sz w:val="16"/>
+          <w:szCs w:val="16"/>
+          <w:lang w:val="en-US"/>
+        </w:rPr>
+        <w:t>6</w:t>
       </w:r>
     </w:p>
     <w:p>
@@ -981,33 +498,17 @@
           <w:rFonts w:ascii="Courier New" w:hAnsi="Courier New" w:cs="Courier New"/>
           <w:sz w:val="16"/>
           <w:szCs w:val="16"/>
-        </w:rPr>
-      </w:pPr>
-      <w:r>
-        <w:rPr>
-          <w:rFonts w:ascii="Courier New" w:hAnsi="Courier New" w:cs="Courier New"/>
-          <w:sz w:val="16"/>
-          <w:szCs w:val="16"/>
-        </w:rPr>
-        <w:t xml:space="preserve">Next </w:t>
-      </w:r>
-      <w:proofErr w:type="spellStart"/>
-      <w:r>
-        <w:rPr>
-          <w:rFonts w:ascii="Courier New" w:hAnsi="Courier New" w:cs="Courier New"/>
-          <w:sz w:val="16"/>
-          <w:szCs w:val="16"/>
-        </w:rPr>
-        <w:t>fibonacci</w:t>
-      </w:r>
-      <w:proofErr w:type="spellEnd"/>
-      <w:r>
-        <w:rPr>
-          <w:rFonts w:ascii="Courier New" w:hAnsi="Courier New" w:cs="Courier New"/>
-          <w:sz w:val="16"/>
-          <w:szCs w:val="16"/>
-        </w:rPr>
-        <w:t xml:space="preserve"> after 6 =&gt; 8</w:t>
+          <w:lang w:val="en-US"/>
+        </w:rPr>
+      </w:pPr>
+      <w:r>
+        <w:rPr>
+          <w:rFonts w:ascii="Courier New" w:hAnsi="Courier New" w:cs="Courier New"/>
+          <w:sz w:val="16"/>
+          <w:szCs w:val="16"/>
+          <w:lang w:val="en-US"/>
+        </w:rPr>
+        <w:t>Next fibonacci after 6 =&gt; 8</w:t>
       </w:r>
     </w:p>
     <w:p>
@@ -1017,115 +518,48 @@
           <w:rFonts w:ascii="Courier New" w:hAnsi="Courier New" w:cs="Courier New"/>
           <w:sz w:val="16"/>
           <w:szCs w:val="16"/>
-        </w:rPr>
-      </w:pPr>
-      <w:proofErr w:type="spellStart"/>
-      <w:r>
-        <w:rPr>
-          <w:rFonts w:ascii="Courier New" w:hAnsi="Courier New" w:cs="Courier New"/>
-          <w:sz w:val="16"/>
-          <w:szCs w:val="16"/>
-        </w:rPr>
-        <w:t>Please</w:t>
-      </w:r>
-      <w:proofErr w:type="spellEnd"/>
-      <w:r>
-        <w:rPr>
-          <w:rFonts w:ascii="Courier New" w:hAnsi="Courier New" w:cs="Courier New"/>
-          <w:sz w:val="16"/>
-          <w:szCs w:val="16"/>
-        </w:rPr>
-        <w:t xml:space="preserve"> </w:t>
-      </w:r>
-      <w:proofErr w:type="spellStart"/>
-      <w:r>
-        <w:rPr>
-          <w:rFonts w:ascii="Courier New" w:hAnsi="Courier New" w:cs="Courier New"/>
-          <w:sz w:val="16"/>
-          <w:szCs w:val="16"/>
-        </w:rPr>
-        <w:t>enter</w:t>
-      </w:r>
-      <w:proofErr w:type="spellEnd"/>
-      <w:r>
-        <w:rPr>
-          <w:rFonts w:ascii="Courier New" w:hAnsi="Courier New" w:cs="Courier New"/>
-          <w:sz w:val="16"/>
-          <w:szCs w:val="16"/>
-        </w:rPr>
-        <w:t xml:space="preserve"> </w:t>
-      </w:r>
-      <w:proofErr w:type="spellStart"/>
-      <w:r>
-        <w:rPr>
-          <w:rFonts w:ascii="Courier New" w:hAnsi="Courier New" w:cs="Courier New"/>
-          <w:sz w:val="16"/>
-          <w:szCs w:val="16"/>
-        </w:rPr>
-        <w:t>start</w:t>
-      </w:r>
-      <w:proofErr w:type="spellEnd"/>
-      <w:r>
-        <w:rPr>
-          <w:rFonts w:ascii="Courier New" w:hAnsi="Courier New" w:cs="Courier New"/>
-          <w:sz w:val="16"/>
-          <w:szCs w:val="16"/>
-        </w:rPr>
-        <w:t xml:space="preserve"> </w:t>
-      </w:r>
-      <w:proofErr w:type="spellStart"/>
-      <w:r>
-        <w:rPr>
-          <w:rFonts w:ascii="Courier New" w:hAnsi="Courier New" w:cs="Courier New"/>
-          <w:sz w:val="16"/>
-          <w:szCs w:val="16"/>
-        </w:rPr>
-        <w:t>value</w:t>
-      </w:r>
-      <w:proofErr w:type="spellEnd"/>
-      <w:r>
-        <w:rPr>
-          <w:rFonts w:ascii="Courier New" w:hAnsi="Courier New" w:cs="Courier New"/>
-          <w:sz w:val="16"/>
-          <w:szCs w:val="16"/>
-        </w:rPr>
-        <w:t xml:space="preserve"> [1..], 0 </w:t>
-      </w:r>
-      <w:proofErr w:type="spellStart"/>
-      <w:r>
-        <w:rPr>
-          <w:rFonts w:ascii="Courier New" w:hAnsi="Courier New" w:cs="Courier New"/>
-          <w:sz w:val="16"/>
-          <w:szCs w:val="16"/>
-        </w:rPr>
-        <w:t>for</w:t>
-      </w:r>
-      <w:proofErr w:type="spellEnd"/>
-      <w:r>
-        <w:rPr>
-          <w:rFonts w:ascii="Courier New" w:hAnsi="Courier New" w:cs="Courier New"/>
-          <w:sz w:val="16"/>
-          <w:szCs w:val="16"/>
-        </w:rPr>
-        <w:t xml:space="preserve"> </w:t>
-      </w:r>
-      <w:proofErr w:type="spellStart"/>
-      <w:r>
-        <w:rPr>
-          <w:rFonts w:ascii="Courier New" w:hAnsi="Courier New" w:cs="Courier New"/>
-          <w:sz w:val="16"/>
-          <w:szCs w:val="16"/>
-        </w:rPr>
-        <w:t>exit</w:t>
-      </w:r>
-      <w:proofErr w:type="spellEnd"/>
-      <w:r>
-        <w:rPr>
-          <w:rFonts w:ascii="Courier New" w:hAnsi="Courier New" w:cs="Courier New"/>
-          <w:sz w:val="16"/>
-          <w:szCs w:val="16"/>
-        </w:rPr>
-        <w:t>: 7</w:t>
+          <w:lang w:val="en-US"/>
+        </w:rPr>
+      </w:pPr>
+      <w:r>
+        <w:rPr>
+          <w:rFonts w:ascii="Courier New" w:hAnsi="Courier New" w:cs="Courier New"/>
+          <w:sz w:val="16"/>
+          <w:szCs w:val="16"/>
+          <w:lang w:val="en-US"/>
+        </w:rPr>
+        <w:t>Please enter start value [</w:t>
+      </w:r>
+      <w:proofErr w:type="gramStart"/>
+      <w:r>
+        <w:rPr>
+          <w:rFonts w:ascii="Courier New" w:hAnsi="Courier New" w:cs="Courier New"/>
+          <w:sz w:val="16"/>
+          <w:szCs w:val="16"/>
+          <w:lang w:val="en-US"/>
+        </w:rPr>
+        <w:t>1..</w:t>
+      </w:r>
+      <w:proofErr w:type="gramEnd"/>
+      <w:r>
+        <w:rPr>
+          <w:rFonts w:ascii="Courier New" w:hAnsi="Courier New" w:cs="Courier New"/>
+          <w:sz w:val="16"/>
+          <w:szCs w:val="16"/>
+          <w:lang w:val="en-US"/>
+        </w:rPr>
+        <w:t xml:space="preserve">], 0 for exit: </w:t>
+      </w:r>
+      <w:r>
+        <w:rPr>
+          <w:rFonts w:ascii="Courier New" w:hAnsi="Courier New" w:cs="Courier New"/>
+          <w:b/>
+          <w:bCs/>
+          <w:sz w:val="16"/>
+          <w:szCs w:val="16"/>
+          <w:lang w:val="en-US"/>
+        </w:rPr>
+        <w:t>7</w:t>
       </w:r>
     </w:p>
     <w:p>
@@ -1135,33 +569,17 @@
           <w:rFonts w:ascii="Courier New" w:hAnsi="Courier New" w:cs="Courier New"/>
           <w:sz w:val="16"/>
           <w:szCs w:val="16"/>
-        </w:rPr>
-      </w:pPr>
-      <w:r>
-        <w:rPr>
-          <w:rFonts w:ascii="Courier New" w:hAnsi="Courier New" w:cs="Courier New"/>
-          <w:sz w:val="16"/>
-          <w:szCs w:val="16"/>
-        </w:rPr>
-        <w:t xml:space="preserve">Next </w:t>
-      </w:r>
-      <w:proofErr w:type="spellStart"/>
-      <w:r>
-        <w:rPr>
-          <w:rFonts w:ascii="Courier New" w:hAnsi="Courier New" w:cs="Courier New"/>
-          <w:sz w:val="16"/>
-          <w:szCs w:val="16"/>
-        </w:rPr>
-        <w:t>fibonacci</w:t>
-      </w:r>
-      <w:proofErr w:type="spellEnd"/>
-      <w:r>
-        <w:rPr>
-          <w:rFonts w:ascii="Courier New" w:hAnsi="Courier New" w:cs="Courier New"/>
-          <w:sz w:val="16"/>
-          <w:szCs w:val="16"/>
-        </w:rPr>
-        <w:t xml:space="preserve"> after 7 =&gt; 8</w:t>
+          <w:lang w:val="en-US"/>
+        </w:rPr>
+      </w:pPr>
+      <w:r>
+        <w:rPr>
+          <w:rFonts w:ascii="Courier New" w:hAnsi="Courier New" w:cs="Courier New"/>
+          <w:sz w:val="16"/>
+          <w:szCs w:val="16"/>
+          <w:lang w:val="en-US"/>
+        </w:rPr>
+        <w:t>Next fibonacci after 7 =&gt; 8</w:t>
       </w:r>
     </w:p>
     <w:p>
@@ -1171,115 +589,48 @@
           <w:rFonts w:ascii="Courier New" w:hAnsi="Courier New" w:cs="Courier New"/>
           <w:sz w:val="16"/>
           <w:szCs w:val="16"/>
-        </w:rPr>
-      </w:pPr>
-      <w:proofErr w:type="spellStart"/>
-      <w:r>
-        <w:rPr>
-          <w:rFonts w:ascii="Courier New" w:hAnsi="Courier New" w:cs="Courier New"/>
-          <w:sz w:val="16"/>
-          <w:szCs w:val="16"/>
-        </w:rPr>
-        <w:t>Please</w:t>
-      </w:r>
-      <w:proofErr w:type="spellEnd"/>
-      <w:r>
-        <w:rPr>
-          <w:rFonts w:ascii="Courier New" w:hAnsi="Courier New" w:cs="Courier New"/>
-          <w:sz w:val="16"/>
-          <w:szCs w:val="16"/>
-        </w:rPr>
-        <w:t xml:space="preserve"> </w:t>
-      </w:r>
-      <w:proofErr w:type="spellStart"/>
-      <w:r>
-        <w:rPr>
-          <w:rFonts w:ascii="Courier New" w:hAnsi="Courier New" w:cs="Courier New"/>
-          <w:sz w:val="16"/>
-          <w:szCs w:val="16"/>
-        </w:rPr>
-        <w:t>enter</w:t>
-      </w:r>
-      <w:proofErr w:type="spellEnd"/>
-      <w:r>
-        <w:rPr>
-          <w:rFonts w:ascii="Courier New" w:hAnsi="Courier New" w:cs="Courier New"/>
-          <w:sz w:val="16"/>
-          <w:szCs w:val="16"/>
-        </w:rPr>
-        <w:t xml:space="preserve"> </w:t>
-      </w:r>
-      <w:proofErr w:type="spellStart"/>
-      <w:r>
-        <w:rPr>
-          <w:rFonts w:ascii="Courier New" w:hAnsi="Courier New" w:cs="Courier New"/>
-          <w:sz w:val="16"/>
-          <w:szCs w:val="16"/>
-        </w:rPr>
-        <w:t>start</w:t>
-      </w:r>
-      <w:proofErr w:type="spellEnd"/>
-      <w:r>
-        <w:rPr>
-          <w:rFonts w:ascii="Courier New" w:hAnsi="Courier New" w:cs="Courier New"/>
-          <w:sz w:val="16"/>
-          <w:szCs w:val="16"/>
-        </w:rPr>
-        <w:t xml:space="preserve"> </w:t>
-      </w:r>
-      <w:proofErr w:type="spellStart"/>
-      <w:r>
-        <w:rPr>
-          <w:rFonts w:ascii="Courier New" w:hAnsi="Courier New" w:cs="Courier New"/>
-          <w:sz w:val="16"/>
-          <w:szCs w:val="16"/>
-        </w:rPr>
-        <w:t>value</w:t>
-      </w:r>
-      <w:proofErr w:type="spellEnd"/>
-      <w:r>
-        <w:rPr>
-          <w:rFonts w:ascii="Courier New" w:hAnsi="Courier New" w:cs="Courier New"/>
-          <w:sz w:val="16"/>
-          <w:szCs w:val="16"/>
-        </w:rPr>
-        <w:t xml:space="preserve"> [1..], 0 </w:t>
-      </w:r>
-      <w:proofErr w:type="spellStart"/>
-      <w:r>
-        <w:rPr>
-          <w:rFonts w:ascii="Courier New" w:hAnsi="Courier New" w:cs="Courier New"/>
-          <w:sz w:val="16"/>
-          <w:szCs w:val="16"/>
-        </w:rPr>
-        <w:t>for</w:t>
-      </w:r>
-      <w:proofErr w:type="spellEnd"/>
-      <w:r>
-        <w:rPr>
-          <w:rFonts w:ascii="Courier New" w:hAnsi="Courier New" w:cs="Courier New"/>
-          <w:sz w:val="16"/>
-          <w:szCs w:val="16"/>
-        </w:rPr>
-        <w:t xml:space="preserve"> </w:t>
-      </w:r>
-      <w:proofErr w:type="spellStart"/>
-      <w:r>
-        <w:rPr>
-          <w:rFonts w:ascii="Courier New" w:hAnsi="Courier New" w:cs="Courier New"/>
-          <w:sz w:val="16"/>
-          <w:szCs w:val="16"/>
-        </w:rPr>
-        <w:t>exit</w:t>
-      </w:r>
-      <w:proofErr w:type="spellEnd"/>
-      <w:r>
-        <w:rPr>
-          <w:rFonts w:ascii="Courier New" w:hAnsi="Courier New" w:cs="Courier New"/>
-          <w:sz w:val="16"/>
-          <w:szCs w:val="16"/>
-        </w:rPr>
-        <w:t>: 8</w:t>
+          <w:lang w:val="en-US"/>
+        </w:rPr>
+      </w:pPr>
+      <w:r>
+        <w:rPr>
+          <w:rFonts w:ascii="Courier New" w:hAnsi="Courier New" w:cs="Courier New"/>
+          <w:sz w:val="16"/>
+          <w:szCs w:val="16"/>
+          <w:lang w:val="en-US"/>
+        </w:rPr>
+        <w:t>Please enter start value [</w:t>
+      </w:r>
+      <w:proofErr w:type="gramStart"/>
+      <w:r>
+        <w:rPr>
+          <w:rFonts w:ascii="Courier New" w:hAnsi="Courier New" w:cs="Courier New"/>
+          <w:sz w:val="16"/>
+          <w:szCs w:val="16"/>
+          <w:lang w:val="en-US"/>
+        </w:rPr>
+        <w:t>1..</w:t>
+      </w:r>
+      <w:proofErr w:type="gramEnd"/>
+      <w:r>
+        <w:rPr>
+          <w:rFonts w:ascii="Courier New" w:hAnsi="Courier New" w:cs="Courier New"/>
+          <w:sz w:val="16"/>
+          <w:szCs w:val="16"/>
+          <w:lang w:val="en-US"/>
+        </w:rPr>
+        <w:t xml:space="preserve">], 0 for exit: </w:t>
+      </w:r>
+      <w:r>
+        <w:rPr>
+          <w:rFonts w:ascii="Courier New" w:hAnsi="Courier New" w:cs="Courier New"/>
+          <w:b/>
+          <w:bCs/>
+          <w:sz w:val="16"/>
+          <w:szCs w:val="16"/>
+          <w:lang w:val="en-US"/>
+        </w:rPr>
+        <w:t>8</w:t>
       </w:r>
     </w:p>
     <w:p>
@@ -1289,33 +640,17 @@
           <w:rFonts w:ascii="Courier New" w:hAnsi="Courier New" w:cs="Courier New"/>
           <w:sz w:val="16"/>
           <w:szCs w:val="16"/>
-        </w:rPr>
-      </w:pPr>
-      <w:r>
-        <w:rPr>
-          <w:rFonts w:ascii="Courier New" w:hAnsi="Courier New" w:cs="Courier New"/>
-          <w:sz w:val="16"/>
-          <w:szCs w:val="16"/>
-        </w:rPr>
-        <w:t xml:space="preserve">Next </w:t>
-      </w:r>
-      <w:proofErr w:type="spellStart"/>
-      <w:r>
-        <w:rPr>
-          <w:rFonts w:ascii="Courier New" w:hAnsi="Courier New" w:cs="Courier New"/>
-          <w:sz w:val="16"/>
-          <w:szCs w:val="16"/>
-        </w:rPr>
-        <w:t>fibonacci</w:t>
-      </w:r>
-      <w:proofErr w:type="spellEnd"/>
-      <w:r>
-        <w:rPr>
-          <w:rFonts w:ascii="Courier New" w:hAnsi="Courier New" w:cs="Courier New"/>
-          <w:sz w:val="16"/>
-          <w:szCs w:val="16"/>
-        </w:rPr>
-        <w:t xml:space="preserve"> after 8 =&gt; 13</w:t>
+          <w:lang w:val="en-US"/>
+        </w:rPr>
+      </w:pPr>
+      <w:r>
+        <w:rPr>
+          <w:rFonts w:ascii="Courier New" w:hAnsi="Courier New" w:cs="Courier New"/>
+          <w:sz w:val="16"/>
+          <w:szCs w:val="16"/>
+          <w:lang w:val="en-US"/>
+        </w:rPr>
+        <w:t>Next fibonacci after 8 =&gt; 13</w:t>
       </w:r>
     </w:p>
     <w:p>
@@ -1325,115 +660,48 @@
           <w:rFonts w:ascii="Courier New" w:hAnsi="Courier New" w:cs="Courier New"/>
           <w:sz w:val="16"/>
           <w:szCs w:val="16"/>
-        </w:rPr>
-      </w:pPr>
-      <w:proofErr w:type="spellStart"/>
-      <w:r>
-        <w:rPr>
-          <w:rFonts w:ascii="Courier New" w:hAnsi="Courier New" w:cs="Courier New"/>
-          <w:sz w:val="16"/>
-          <w:szCs w:val="16"/>
-        </w:rPr>
-        <w:t>Please</w:t>
-      </w:r>
-      <w:proofErr w:type="spellEnd"/>
-      <w:r>
-        <w:rPr>
-          <w:rFonts w:ascii="Courier New" w:hAnsi="Courier New" w:cs="Courier New"/>
-          <w:sz w:val="16"/>
-          <w:szCs w:val="16"/>
-        </w:rPr>
-        <w:t xml:space="preserve"> </w:t>
-      </w:r>
-      <w:proofErr w:type="spellStart"/>
-      <w:r>
-        <w:rPr>
-          <w:rFonts w:ascii="Courier New" w:hAnsi="Courier New" w:cs="Courier New"/>
-          <w:sz w:val="16"/>
-          <w:szCs w:val="16"/>
-        </w:rPr>
-        <w:t>enter</w:t>
-      </w:r>
-      <w:proofErr w:type="spellEnd"/>
-      <w:r>
-        <w:rPr>
-          <w:rFonts w:ascii="Courier New" w:hAnsi="Courier New" w:cs="Courier New"/>
-          <w:sz w:val="16"/>
-          <w:szCs w:val="16"/>
-        </w:rPr>
-        <w:t xml:space="preserve"> </w:t>
-      </w:r>
-      <w:proofErr w:type="spellStart"/>
-      <w:r>
-        <w:rPr>
-          <w:rFonts w:ascii="Courier New" w:hAnsi="Courier New" w:cs="Courier New"/>
-          <w:sz w:val="16"/>
-          <w:szCs w:val="16"/>
-        </w:rPr>
-        <w:t>start</w:t>
-      </w:r>
-      <w:proofErr w:type="spellEnd"/>
-      <w:r>
-        <w:rPr>
-          <w:rFonts w:ascii="Courier New" w:hAnsi="Courier New" w:cs="Courier New"/>
-          <w:sz w:val="16"/>
-          <w:szCs w:val="16"/>
-        </w:rPr>
-        <w:t xml:space="preserve"> </w:t>
-      </w:r>
-      <w:proofErr w:type="spellStart"/>
-      <w:r>
-        <w:rPr>
-          <w:rFonts w:ascii="Courier New" w:hAnsi="Courier New" w:cs="Courier New"/>
-          <w:sz w:val="16"/>
-          <w:szCs w:val="16"/>
-        </w:rPr>
-        <w:t>value</w:t>
-      </w:r>
-      <w:proofErr w:type="spellEnd"/>
-      <w:r>
-        <w:rPr>
-          <w:rFonts w:ascii="Courier New" w:hAnsi="Courier New" w:cs="Courier New"/>
-          <w:sz w:val="16"/>
-          <w:szCs w:val="16"/>
-        </w:rPr>
-        <w:t xml:space="preserve"> [1..], 0 </w:t>
-      </w:r>
-      <w:proofErr w:type="spellStart"/>
-      <w:r>
-        <w:rPr>
-          <w:rFonts w:ascii="Courier New" w:hAnsi="Courier New" w:cs="Courier New"/>
-          <w:sz w:val="16"/>
-          <w:szCs w:val="16"/>
-        </w:rPr>
-        <w:t>for</w:t>
-      </w:r>
-      <w:proofErr w:type="spellEnd"/>
-      <w:r>
-        <w:rPr>
-          <w:rFonts w:ascii="Courier New" w:hAnsi="Courier New" w:cs="Courier New"/>
-          <w:sz w:val="16"/>
-          <w:szCs w:val="16"/>
-        </w:rPr>
-        <w:t xml:space="preserve"> </w:t>
-      </w:r>
-      <w:proofErr w:type="spellStart"/>
-      <w:r>
-        <w:rPr>
-          <w:rFonts w:ascii="Courier New" w:hAnsi="Courier New" w:cs="Courier New"/>
-          <w:sz w:val="16"/>
-          <w:szCs w:val="16"/>
-        </w:rPr>
-        <w:t>exit</w:t>
-      </w:r>
-      <w:proofErr w:type="spellEnd"/>
-      <w:r>
-        <w:rPr>
-          <w:rFonts w:ascii="Courier New" w:hAnsi="Courier New" w:cs="Courier New"/>
-          <w:sz w:val="16"/>
-          <w:szCs w:val="16"/>
-        </w:rPr>
-        <w:t>: 9</w:t>
+          <w:lang w:val="en-US"/>
+        </w:rPr>
+      </w:pPr>
+      <w:r>
+        <w:rPr>
+          <w:rFonts w:ascii="Courier New" w:hAnsi="Courier New" w:cs="Courier New"/>
+          <w:sz w:val="16"/>
+          <w:szCs w:val="16"/>
+          <w:lang w:val="en-US"/>
+        </w:rPr>
+        <w:t>Please enter start value [</w:t>
+      </w:r>
+      <w:proofErr w:type="gramStart"/>
+      <w:r>
+        <w:rPr>
+          <w:rFonts w:ascii="Courier New" w:hAnsi="Courier New" w:cs="Courier New"/>
+          <w:sz w:val="16"/>
+          <w:szCs w:val="16"/>
+          <w:lang w:val="en-US"/>
+        </w:rPr>
+        <w:t>1..</w:t>
+      </w:r>
+      <w:proofErr w:type="gramEnd"/>
+      <w:r>
+        <w:rPr>
+          <w:rFonts w:ascii="Courier New" w:hAnsi="Courier New" w:cs="Courier New"/>
+          <w:sz w:val="16"/>
+          <w:szCs w:val="16"/>
+          <w:lang w:val="en-US"/>
+        </w:rPr>
+        <w:t xml:space="preserve">], 0 for exit: </w:t>
+      </w:r>
+      <w:r>
+        <w:rPr>
+          <w:rFonts w:ascii="Courier New" w:hAnsi="Courier New" w:cs="Courier New"/>
+          <w:b/>
+          <w:bCs/>
+          <w:sz w:val="16"/>
+          <w:szCs w:val="16"/>
+          <w:lang w:val="en-US"/>
+        </w:rPr>
+        <w:t>9</w:t>
       </w:r>
     </w:p>
     <w:p>
@@ -1443,33 +711,17 @@
           <w:rFonts w:ascii="Courier New" w:hAnsi="Courier New" w:cs="Courier New"/>
           <w:sz w:val="16"/>
           <w:szCs w:val="16"/>
-        </w:rPr>
-      </w:pPr>
-      <w:r>
-        <w:rPr>
-          <w:rFonts w:ascii="Courier New" w:hAnsi="Courier New" w:cs="Courier New"/>
-          <w:sz w:val="16"/>
-          <w:szCs w:val="16"/>
-        </w:rPr>
-        <w:t xml:space="preserve">Next </w:t>
-      </w:r>
-      <w:proofErr w:type="spellStart"/>
-      <w:r>
-        <w:rPr>
-          <w:rFonts w:ascii="Courier New" w:hAnsi="Courier New" w:cs="Courier New"/>
-          <w:sz w:val="16"/>
-          <w:szCs w:val="16"/>
-        </w:rPr>
-        <w:t>fibonacci</w:t>
-      </w:r>
-      <w:proofErr w:type="spellEnd"/>
-      <w:r>
-        <w:rPr>
-          <w:rFonts w:ascii="Courier New" w:hAnsi="Courier New" w:cs="Courier New"/>
-          <w:sz w:val="16"/>
-          <w:szCs w:val="16"/>
-        </w:rPr>
-        <w:t xml:space="preserve"> after 9 =&gt; 13</w:t>
+          <w:lang w:val="en-US"/>
+        </w:rPr>
+      </w:pPr>
+      <w:r>
+        <w:rPr>
+          <w:rFonts w:ascii="Courier New" w:hAnsi="Courier New" w:cs="Courier New"/>
+          <w:sz w:val="16"/>
+          <w:szCs w:val="16"/>
+          <w:lang w:val="en-US"/>
+        </w:rPr>
+        <w:t>Next fibonacci after 9 =&gt; 13</w:t>
       </w:r>
     </w:p>
     <w:p>
@@ -1482,113 +734,45 @@
           <w:lang w:val="en-US"/>
         </w:rPr>
       </w:pPr>
-      <w:proofErr w:type="spellStart"/>
-      <w:r>
-        <w:rPr>
-          <w:rFonts w:ascii="Courier New" w:hAnsi="Courier New" w:cs="Courier New"/>
-          <w:sz w:val="16"/>
-          <w:szCs w:val="16"/>
-        </w:rPr>
-        <w:t>Please</w:t>
-      </w:r>
-      <w:proofErr w:type="spellEnd"/>
-      <w:r>
-        <w:rPr>
-          <w:rFonts w:ascii="Courier New" w:hAnsi="Courier New" w:cs="Courier New"/>
-          <w:sz w:val="16"/>
-          <w:szCs w:val="16"/>
-        </w:rPr>
-        <w:t xml:space="preserve"> </w:t>
-      </w:r>
-      <w:proofErr w:type="spellStart"/>
-      <w:r>
-        <w:rPr>
-          <w:rFonts w:ascii="Courier New" w:hAnsi="Courier New" w:cs="Courier New"/>
-          <w:sz w:val="16"/>
-          <w:szCs w:val="16"/>
-        </w:rPr>
-        <w:t>enter</w:t>
-      </w:r>
-      <w:proofErr w:type="spellEnd"/>
-      <w:r>
-        <w:rPr>
-          <w:rFonts w:ascii="Courier New" w:hAnsi="Courier New" w:cs="Courier New"/>
-          <w:sz w:val="16"/>
-          <w:szCs w:val="16"/>
-        </w:rPr>
-        <w:t xml:space="preserve"> </w:t>
-      </w:r>
-      <w:proofErr w:type="spellStart"/>
-      <w:r>
-        <w:rPr>
-          <w:rFonts w:ascii="Courier New" w:hAnsi="Courier New" w:cs="Courier New"/>
-          <w:sz w:val="16"/>
-          <w:szCs w:val="16"/>
-        </w:rPr>
-        <w:t>start</w:t>
-      </w:r>
-      <w:proofErr w:type="spellEnd"/>
-      <w:r>
-        <w:rPr>
-          <w:rFonts w:ascii="Courier New" w:hAnsi="Courier New" w:cs="Courier New"/>
-          <w:sz w:val="16"/>
-          <w:szCs w:val="16"/>
-        </w:rPr>
-        <w:t xml:space="preserve"> </w:t>
-      </w:r>
-      <w:proofErr w:type="spellStart"/>
-      <w:r>
-        <w:rPr>
-          <w:rFonts w:ascii="Courier New" w:hAnsi="Courier New" w:cs="Courier New"/>
-          <w:sz w:val="16"/>
-          <w:szCs w:val="16"/>
-        </w:rPr>
-        <w:t>value</w:t>
-      </w:r>
-      <w:proofErr w:type="spellEnd"/>
-      <w:r>
-        <w:rPr>
-          <w:rFonts w:ascii="Courier New" w:hAnsi="Courier New" w:cs="Courier New"/>
-          <w:sz w:val="16"/>
-          <w:szCs w:val="16"/>
-        </w:rPr>
-        <w:t xml:space="preserve"> [1..], 0 </w:t>
-      </w:r>
-      <w:proofErr w:type="spellStart"/>
-      <w:r>
-        <w:rPr>
-          <w:rFonts w:ascii="Courier New" w:hAnsi="Courier New" w:cs="Courier New"/>
-          <w:sz w:val="16"/>
-          <w:szCs w:val="16"/>
-        </w:rPr>
-        <w:t>for</w:t>
-      </w:r>
-      <w:proofErr w:type="spellEnd"/>
-      <w:r>
-        <w:rPr>
-          <w:rFonts w:ascii="Courier New" w:hAnsi="Courier New" w:cs="Courier New"/>
-          <w:sz w:val="16"/>
-          <w:szCs w:val="16"/>
-        </w:rPr>
-        <w:t xml:space="preserve"> </w:t>
-      </w:r>
-      <w:proofErr w:type="spellStart"/>
-      <w:r>
-        <w:rPr>
-          <w:rFonts w:ascii="Courier New" w:hAnsi="Courier New" w:cs="Courier New"/>
-          <w:sz w:val="16"/>
-          <w:szCs w:val="16"/>
-        </w:rPr>
-        <w:t>exit</w:t>
-      </w:r>
-      <w:proofErr w:type="spellEnd"/>
-      <w:r>
-        <w:rPr>
-          <w:rFonts w:ascii="Courier New" w:hAnsi="Courier New" w:cs="Courier New"/>
-          <w:sz w:val="16"/>
-          <w:szCs w:val="16"/>
-        </w:rPr>
-        <w:t>: 0</w:t>
+      <w:r>
+        <w:rPr>
+          <w:rFonts w:ascii="Courier New" w:hAnsi="Courier New" w:cs="Courier New"/>
+          <w:sz w:val="16"/>
+          <w:szCs w:val="16"/>
+          <w:lang w:val="en-US"/>
+        </w:rPr>
+        <w:t>Please enter start value [</w:t>
+      </w:r>
+      <w:proofErr w:type="gramStart"/>
+      <w:r>
+        <w:rPr>
+          <w:rFonts w:ascii="Courier New" w:hAnsi="Courier New" w:cs="Courier New"/>
+          <w:sz w:val="16"/>
+          <w:szCs w:val="16"/>
+          <w:lang w:val="en-US"/>
+        </w:rPr>
+        <w:t>1..</w:t>
+      </w:r>
+      <w:proofErr w:type="gramEnd"/>
+      <w:r>
+        <w:rPr>
+          <w:rFonts w:ascii="Courier New" w:hAnsi="Courier New" w:cs="Courier New"/>
+          <w:sz w:val="16"/>
+          <w:szCs w:val="16"/>
+          <w:lang w:val="en-US"/>
+        </w:rPr>
+        <w:t xml:space="preserve">], 0 for exit: </w:t>
+      </w:r>
+      <w:r>
+        <w:rPr>
+          <w:rFonts w:ascii="Courier New" w:hAnsi="Courier New" w:cs="Courier New"/>
+          <w:b/>
+          <w:bCs/>
+          <w:sz w:val="16"/>
+          <w:szCs w:val="16"/>
+          <w:lang w:val="en-US"/>
+        </w:rPr>
+        <w:t>0</w:t>
       </w:r>
     </w:p>
     <w:p>
